--- a/实验心得.docx
+++ b/实验心得.docx
@@ -86,21 +86,13 @@
           <w:rFonts w:hint="eastAsia"/>
           <w:lang w:val="en-US" w:eastAsia="zh-CN"/>
         </w:rPr>
-        <w:t>海</w:t>
-      </w:r>
-      <w:bookmarkStart w:id="0" w:name="_GoBack"/>
-      <w:bookmarkEnd w:id="0"/>
-      <w:r>
-        <w:rPr>
-          <w:rFonts w:hint="eastAsia"/>
-          <w:lang w:val="en-US" w:eastAsia="zh-CN"/>
-        </w:rPr>
-        <w:t>藻酸钠成型后透明状，不太利于拍摄测量线宽。</w:t>
+        <w:t>海藻酸钠成型后透明状，不太利于拍摄测量线宽。</w:t>
       </w:r>
     </w:p>
     <w:p>
       <w:pPr>
         <w:numPr>
+          <w:ilvl w:val="0"/>
           <w:numId w:val="0"/>
         </w:numPr>
         <w:ind w:firstLine="420" w:firstLineChars="0"/>
@@ -160,6 +152,7 @@
     <w:p>
       <w:pPr>
         <w:numPr>
+          <w:ilvl w:val="0"/>
           <w:numId w:val="0"/>
         </w:numPr>
         <w:ind w:firstLine="420" w:firstLineChars="0"/>
@@ -179,10 +172,30 @@
     <w:p>
       <w:pPr>
         <w:numPr>
+          <w:ilvl w:val="0"/>
           <w:numId w:val="0"/>
         </w:numPr>
         <w:ind w:firstLine="420" w:firstLineChars="0"/>
         <w:rPr>
+          <w:rFonts w:hint="eastAsia"/>
+          <w:lang w:val="en-US" w:eastAsia="zh-CN"/>
+        </w:rPr>
+      </w:pPr>
+      <w:r>
+        <w:rPr>
+          <w:rFonts w:hint="eastAsia"/>
+          <w:lang w:val="en-US" w:eastAsia="zh-CN"/>
+        </w:rPr>
+        <w:t>海藻酸钠的消耗还是比较快的。加上注射器装海藻酸钠挺难的，会存在气压的问题。</w:t>
+      </w:r>
+    </w:p>
+    <w:p>
+      <w:pPr>
+        <w:numPr>
+          <w:ilvl w:val="0"/>
+          <w:numId w:val="0"/>
+        </w:numPr>
+        <w:rPr>
           <w:rFonts w:hint="default"/>
           <w:lang w:val="en-US" w:eastAsia="zh-CN"/>
         </w:rPr>
@@ -192,7 +205,29 @@
           <w:rFonts w:hint="eastAsia"/>
           <w:lang w:val="en-US" w:eastAsia="zh-CN"/>
         </w:rPr>
-        <w:t>海藻酸钠的消耗还是比较快的。加上注射器装海藻酸钠挺难的，会存在气压的问题。</w:t>
+        <w:t>2026.7.19</w:t>
+      </w:r>
+      <w:bookmarkStart w:id="0" w:name="_GoBack"/>
+      <w:bookmarkEnd w:id="0"/>
+    </w:p>
+    <w:p>
+      <w:pPr>
+        <w:numPr>
+          <w:ilvl w:val="0"/>
+          <w:numId w:val="0"/>
+        </w:numPr>
+        <w:ind w:firstLine="420" w:firstLineChars="0"/>
+        <w:rPr>
+          <w:rFonts w:hint="default"/>
+          <w:lang w:val="en-US" w:eastAsia="zh-CN"/>
+        </w:rPr>
+      </w:pPr>
+      <w:r>
+        <w:rPr>
+          <w:rFonts w:hint="eastAsia"/>
+          <w:lang w:val="en-US" w:eastAsia="zh-CN"/>
+        </w:rPr>
+        <w:t>线宽切割代码：把所有图片转化成像素以后，把【】作为标准，其宽度为【】，在矩形中寻找100个等距的宽度值，宽度值通过与标准物体等比得到，计算这100个值的中位数，舍弃距离中位数偏差很大的值，在剩余的值中计算平均值，得到绝对偏差最小的【】个值，将这些值以列表的形式从小到大输出</w:t>
       </w:r>
     </w:p>
     <w:sectPr>
@@ -370,7 +405,7 @@
     <w:lsdException w:qFormat="1" w:unhideWhenUsed="0" w:uiPriority="0" w:semiHidden="0" w:name="Title"/>
     <w:lsdException w:unhideWhenUsed="0" w:uiPriority="0" w:semiHidden="0" w:name="Closing"/>
     <w:lsdException w:unhideWhenUsed="0" w:uiPriority="0" w:semiHidden="0" w:name="Signature"/>
-    <w:lsdException w:unhideWhenUsed="0" w:uiPriority="0" w:name="Default Paragraph Font"/>
+    <w:lsdException w:qFormat="1" w:unhideWhenUsed="0" w:uiPriority="0" w:name="Default Paragraph Font"/>
     <w:lsdException w:unhideWhenUsed="0" w:uiPriority="0" w:semiHidden="0" w:name="Body Text"/>
     <w:lsdException w:unhideWhenUsed="0" w:uiPriority="0" w:semiHidden="0" w:name="Body Text Indent"/>
     <w:lsdException w:unhideWhenUsed="0" w:uiPriority="0" w:semiHidden="0" w:name="List Continue"/>
@@ -640,6 +675,7 @@
   <w:style w:type="character" w:default="1" w:styleId="7">
     <w:name w:val="Default Paragraph Font"/>
     <w:semiHidden/>
+    <w:qFormat/>
     <w:uiPriority w:val="0"/>
   </w:style>
   <w:style w:type="table" w:default="1" w:styleId="6">
